--- a/word_reports/LP_0166_위치_448_Hazell Dean_Heart First.docx
+++ b/word_reports/LP_0166_위치_448_Hazell Dean_Heart First.docx
@@ -4,7 +4,7 @@
   <w:body>
     <w:p>
       <w:pPr>
-        <w:spacing w:after="280"/>
+        <w:spacing w:after="80"/>
       </w:pPr>
       <w:r>
         <w:rPr w:rFonts="맑은 고딕">
@@ -13,94 +13,47 @@
           <w:color w:val="1E3A8A"/>
           <w:sz w:val="30"/>
         </w:rPr>
-        <w:t>[448] Hazell Dean - Heart First</w:t>
+        <w:t>Hazell Dean (하젤 딘) - Heart First</w:t>
       </w:r>
     </w:p>
     <w:p>
       <w:pPr>
-        <w:spacing w:after="320"/>
+        <w:spacing w:after="240"/>
       </w:pPr>
       <w:r>
         <w:rPr w:rFonts="맑은 고딕">
           <w:rFonts w:ascii="맑은 고딕" w:hAnsi="맑은 고딕" w:eastAsia="맑은 고딕"/>
           <w:b/>
-          <w:sz w:val="20"/>
+          <w:color w:val="4B5563"/>
+          <w:sz w:val="22"/>
         </w:rPr>
-        <w:t>■ 위치 : 448</w:t>
-        <w:br/>
-      </w:r>
-      <w:r>
-        <w:rPr w:rFonts="맑은 고딕">
-          <w:rFonts w:ascii="맑은 고딕" w:hAnsi="맑은 고딕" w:eastAsia="맑은 고딕"/>
-          <w:b/>
-          <w:sz w:val="20"/>
-        </w:rPr>
-        <w:t>■ 아티스트 : Hazell Dean</w:t>
-        <w:br/>
-      </w:r>
-      <w:r>
-        <w:rPr w:rFonts="맑은 고딕">
-          <w:rFonts w:ascii="맑은 고딕" w:hAnsi="맑은 고딕" w:eastAsia="맑은 고딕"/>
-          <w:b/>
-          <w:sz w:val="20"/>
-        </w:rPr>
-        <w:t>■ 앨범명 : Heart First</w:t>
-        <w:br/>
-      </w:r>
-      <w:r>
-        <w:rPr w:rFonts="맑은 고딕">
-          <w:rFonts w:ascii="맑은 고딕" w:hAnsi="맑은 고딕" w:eastAsia="맑은 고딕"/>
-          <w:b w:val="0"/>
-          <w:sz w:val="20"/>
-        </w:rPr>
-        <w:t>■ 음반 레이블 : Proto Records</w:t>
-        <w:br/>
-      </w:r>
-      <w:r>
-        <w:rPr w:rFonts="맑은 고딕">
-          <w:rFonts w:ascii="맑은 고딕" w:hAnsi="맑은 고딕" w:eastAsia="맑은 고딕"/>
-          <w:b w:val="0"/>
-          <w:sz w:val="20"/>
-        </w:rPr>
-        <w:t>■ 발매년도 : 1984</w:t>
-        <w:br/>
-      </w:r>
-      <w:r>
-        <w:rPr w:rFonts="맑은 고딕">
-          <w:rFonts w:ascii="맑은 고딕" w:hAnsi="맑은 고딕" w:eastAsia="맑은 고딕"/>
-          <w:b w:val="0"/>
-          <w:sz w:val="20"/>
-        </w:rPr>
-        <w:t>■ 장르 : 하이 에너지 (Hi-NRG), 댄스 팝 (Dance-Pop), 유로 디스코 (Euro-Disco)</w:t>
-        <w:br/>
-      </w:r>
-      <w:r>
-        <w:rPr w:rFonts="맑은 고딕">
-          <w:rFonts w:ascii="맑은 고딕" w:hAnsi="맑은 고딕" w:eastAsia="맑은 고딕"/>
-          <w:b w:val="0"/>
-          <w:sz w:val="20"/>
-        </w:rPr>
-        <w:t>■ 주요 수록곡 : - Searchin' (I Gotta Find a Man)</w:t>
-        <w:br/>
+        <w:t>위치 :  448</w:t>
       </w:r>
     </w:p>
     <w:p>
       <w:pPr>
-        <w:spacing w:after="160"/>
+        <w:spacing w:line="324" w:lineRule="auto" w:before="80" w:after="160"/>
       </w:pPr>
       <w:r>
         <w:rPr w:rFonts="맑은 고딕">
           <w:rFonts w:ascii="맑은 고딕" w:hAnsi="맑은 고딕" w:eastAsia="맑은 고딕"/>
           <w:b/>
           <w:color w:val="1F2937"/>
-          <w:sz w:val="24"/>
+          <w:sz w:val="22"/>
         </w:rPr>
-        <w:t>■ 음반 해설 및 감상 가이드</w:t>
+        <w:t xml:space="preserve">[음반 소개] </w:t>
+      </w:r>
+      <w:r>
+        <w:rPr w:rFonts="맑은 고딕">
+          <w:rFonts w:ascii="맑은 고딕" w:hAnsi="맑은 고딕" w:eastAsia="맑은 고딕"/>
+          <w:b w:val="0"/>
+          <w:sz w:val="21"/>
+        </w:rPr>
       </w:r>
     </w:p>
     <w:p>
       <w:pPr>
-        <w:spacing w:line="312" w:lineRule="auto" w:after="120"/>
+        <w:spacing w:line="324" w:lineRule="auto" w:after="120"/>
       </w:pPr>
       <w:r>
         <w:rPr w:rFonts="맑은 고딕">
@@ -108,51 +61,516 @@
           <w:b w:val="0"/>
           <w:sz w:val="21"/>
         </w:rPr>
-        <w:t>1984년에 발매된 헤이젤 딘(Hazell Dean)의 앨범 《Heart First》는 1980년대 댄스 뮤직의 판도를 바꾸어 놓은 '하이 에너지(Hi-NRG)' 장르의 금자탑과도 같은 작품입니다. 이 앨범은 팝 음악계의 전설적인 프로듀싱 사단 '스톡 에이트켄 워터맨(Stock Aitken Waterman, SAW)'의 초기 성공 신화를 알린 이정표적 음반으로, 클럽 씬에 국한되어 있던 하이 에너지 음악을 메인스트림 팝 차트 정상으로 끌어올리는 데 결정적인 역할을 했습니다.</w:t>
+        <w:t>1980년대 초반, 밤의 정열과 낭만이 교차하던 유럽의 댄스 플로어를 사로잡은 하젤 딘의 《Heart First》는 하이-에너지(Hi-NRG) 사운드의 정수를 오롯이 담아낸 기념비적 역작입니다. 전설적인 프로듀싱 팀 스톡 에이트켄 워터맨(SAW)과의 운명적인 조우가 빚어낸 이 음반은 찬란하게 부서지는 신시사이저 선율 위에 하젤 딘 특유의 폭발적이면서도 소울풀한 가창력이 완벽한 조화를 이룹니다. 질주하는 비트 너머로 깃든 80년대 청춘들의 순수한 열정과 아날로그 사운드의 온기는 시대를 초월하여 오늘날의 클래식·팝 애호가들에게도 깊은 음악적 환희를 선사합니다.</w:t>
       </w:r>
     </w:p>
     <w:p>
       <w:pPr>
-        <w:spacing w:line="312" w:lineRule="auto" w:after="120"/>
+        <w:spacing w:line="324" w:lineRule="auto" w:before="200" w:after="80"/>
       </w:pPr>
+      <w:r>
+        <w:rPr w:rFonts="맑은 고딕">
+          <w:rFonts w:ascii="맑은 고딕" w:hAnsi="맑은 고딕" w:eastAsia="맑은 고딕"/>
+          <w:b/>
+          <w:color w:val="1E3A8A"/>
+          <w:sz w:val="24"/>
+        </w:rPr>
+        <w:t>1. 음반 데이터</w:t>
+      </w:r>
+    </w:p>
+    <w:p>
+      <w:pPr>
+        <w:spacing w:line="324" w:lineRule="auto" w:after="80"/>
+      </w:pPr>
+      <w:r>
+        <w:rPr w:rFonts="맑은 고딕">
+          <w:rFonts w:ascii="맑은 고딕" w:hAnsi="맑은 고딕" w:eastAsia="맑은 고딕"/>
+          <w:b w:val="0"/>
+          <w:color w:val="6B7280"/>
+          <w:sz w:val="21"/>
+        </w:rPr>
+        <w:t xml:space="preserve">· </w:t>
+      </w:r>
+      <w:r>
+        <w:rPr w:rFonts="맑은 고딕">
+          <w:rFonts w:ascii="맑은 고딕" w:hAnsi="맑은 고딕" w:eastAsia="맑은 고딕"/>
+          <w:b/>
+          <w:color w:val="1F2937"/>
+          <w:sz w:val="21"/>
+        </w:rPr>
+        <w:t xml:space="preserve">앨범명: </w:t>
+      </w:r>
       <w:r>
         <w:rPr w:rFonts="맑은 고딕">
           <w:rFonts w:ascii="맑은 고딕" w:hAnsi="맑은 고딕" w:eastAsia="맑은 고딕"/>
           <w:b w:val="0"/>
           <w:sz w:val="21"/>
         </w:rPr>
-        <w:t>음악적으로 이 앨범은 질주하는 듯한 빠른 템포의 신시사이저 베이스라인과 정교하게 레이어드된 둔탁한 전자 드럼 비트가 강렬한 청각적 쾌감을 선사합니다. 당시 많은 댄스 가수들이 전자 음향에 보컬을 맞추는 데 그쳤던 반면, 헤이젤 딘은 모타운 소울의 깊이와 풍부한 성량을 바탕으로 정통 디바로서의 존재감을 가감 없이 발휘합니다. 전자음의 정교함과 인간적인 폭발적 가창력이 이루는 극적인 대비는 본 앨범만의 독보적인 아우라를 형성합니다.</w:t>
+        <w:t>Heart First</w:t>
       </w:r>
     </w:p>
     <w:p>
       <w:pPr>
-        <w:spacing w:line="312" w:lineRule="auto" w:after="120"/>
+        <w:spacing w:line="324" w:lineRule="auto" w:after="80"/>
       </w:pPr>
+      <w:r>
+        <w:rPr w:rFonts="맑은 고딕">
+          <w:rFonts w:ascii="맑은 고딕" w:hAnsi="맑은 고딕" w:eastAsia="맑은 고딕"/>
+          <w:b w:val="0"/>
+          <w:color w:val="6B7280"/>
+          <w:sz w:val="21"/>
+        </w:rPr>
+        <w:t xml:space="preserve">· </w:t>
+      </w:r>
+      <w:r>
+        <w:rPr w:rFonts="맑은 고딕">
+          <w:rFonts w:ascii="맑은 고딕" w:hAnsi="맑은 고딕" w:eastAsia="맑은 고딕"/>
+          <w:b/>
+          <w:color w:val="1F2937"/>
+          <w:sz w:val="21"/>
+        </w:rPr>
+        <w:t xml:space="preserve">아티스트: </w:t>
+      </w:r>
       <w:r>
         <w:rPr w:rFonts="맑은 고딕">
           <w:rFonts w:ascii="맑은 고딕" w:hAnsi="맑은 고딕" w:eastAsia="맑은 고딕"/>
           <w:b w:val="0"/>
           <w:sz w:val="21"/>
         </w:rPr>
-        <w:t>앨범의 포문을 열며 일렉트로닉 댄스 팝의 고전이 된 'Searchin' (I Gotta Find a Man)'은 중독성 강한 리듬과 청량한 보컬로 언더그라운드 클럽을 넘어 영국 싱글 차트 상위권을 집어삼켰습니다. 또한 SAW 콤비의 정교한 프로듀싱이 빛을 발한 'Whatever I Do (Wherever I Go)'는 극적인 멜로디 전개와 화려한 스트링 섹션 효과음이 결합하여 앨범의 완성도를 정점으로 끌어올립니다. 타이틀곡인 'Heart First' 역시 비트의 강렬함 속에 숨어 있는 멜로디의 감성적인 깊이를 훌륭하게 표현해 내고 있습니다.</w:t>
+        <w:t>Hazell Dean (하젤 딘)</w:t>
       </w:r>
     </w:p>
     <w:p>
       <w:pPr>
-        <w:spacing w:line="312" w:lineRule="auto" w:after="120"/>
+        <w:spacing w:line="324" w:lineRule="auto" w:after="80"/>
       </w:pPr>
+      <w:r>
+        <w:rPr w:rFonts="맑은 고딕">
+          <w:rFonts w:ascii="맑은 고딕" w:hAnsi="맑은 고딕" w:eastAsia="맑은 고딕"/>
+          <w:b w:val="0"/>
+          <w:color w:val="6B7280"/>
+          <w:sz w:val="21"/>
+        </w:rPr>
+        <w:t xml:space="preserve">· </w:t>
+      </w:r>
+      <w:r>
+        <w:rPr w:rFonts="맑은 고딕">
+          <w:rFonts w:ascii="맑은 고딕" w:hAnsi="맑은 고딕" w:eastAsia="맑은 고딕"/>
+          <w:b/>
+          <w:color w:val="1F2937"/>
+          <w:sz w:val="21"/>
+        </w:rPr>
+        <w:t xml:space="preserve">발매 정보: </w:t>
+      </w:r>
       <w:r>
         <w:rPr w:rFonts="맑은 고딕">
           <w:rFonts w:ascii="맑은 고딕" w:hAnsi="맑은 고딕" w:eastAsia="맑은 고딕"/>
           <w:b w:val="0"/>
           <w:sz w:val="21"/>
         </w:rPr>
-        <w:t>《Heart First》는 단순히 시대를 풍미한 댄스 앨범에 그치지 않고, 이후 80년대 후반을 지배한 유로 댄스 및 팝 음악의 음악적 구조와 프로듀싱 기술의 표준을 제시했습니다. LP 아날로그 음원으로 감상할 때 신시사이저 아날로그 질감의 묵직한 타격감과 헤이젤 딘의 날카롭고 선명한 보컬 톤이 선사하는 공간감은 80년대 댄스 플로어의 열기와 로망을 가장 완벽하게 복원해 냅니다.</w:t>
+        <w:t>1984년 영국 프로토 레코드(Proto Records)를 통해 발매된 음반으로, 언더그라운드 클럽 신의 하이-에너지(Hi-NRG) 사운드를 영국 메인스트림 팝 차트의 최정상으로 끌어올린 역사적 상징성을 지닌 정규 앨범입니다.</w:t>
+      </w:r>
+    </w:p>
+    <w:p>
+      <w:pPr>
+        <w:spacing w:line="324" w:lineRule="auto" w:after="80"/>
+      </w:pPr>
+      <w:r>
+        <w:rPr w:rFonts="맑은 고딕">
+          <w:rFonts w:ascii="맑은 고딕" w:hAnsi="맑은 고딕" w:eastAsia="맑은 고딕"/>
+          <w:b w:val="0"/>
+          <w:color w:val="6B7280"/>
+          <w:sz w:val="21"/>
+        </w:rPr>
+        <w:t xml:space="preserve">· </w:t>
+      </w:r>
+      <w:r>
+        <w:rPr w:rFonts="맑은 고딕">
+          <w:rFonts w:ascii="맑은 고딕" w:hAnsi="맑은 고딕" w:eastAsia="맑은 고딕"/>
+          <w:b/>
+          <w:color w:val="1F2937"/>
+          <w:sz w:val="21"/>
+        </w:rPr>
+        <w:t xml:space="preserve">LP 인기도(판매량): </w:t>
+      </w:r>
+      <w:r>
+        <w:rPr w:rFonts="맑은 고딕">
+          <w:rFonts w:ascii="맑은 고딕" w:hAnsi="맑은 고딕" w:eastAsia="맑은 고딕"/>
+          <w:b w:val="0"/>
+          <w:sz w:val="21"/>
+        </w:rPr>
+        <w:t>발매 직후 영국 앨범 차트 상위권에 안착하며 유럽 전역에서 뜨거운 사랑을 받았습니다. 특히 수록곡 "Searchin' (I Gotta Find a Man)"(영국 싱글 차트 6위)과 "Whatever I Do (Wherever I Go)"(차트 4위)가 연이어 대히트를 기록하며 상업적으로 눈부신 성공을 거두었습니다.</w:t>
+      </w:r>
+    </w:p>
+    <w:p>
+      <w:pPr>
+        <w:spacing w:line="324" w:lineRule="auto" w:after="80"/>
+      </w:pPr>
+      <w:r>
+        <w:rPr w:rFonts="맑은 고딕">
+          <w:rFonts w:ascii="맑은 고딕" w:hAnsi="맑은 고딕" w:eastAsia="맑은 고딕"/>
+          <w:b w:val="0"/>
+          <w:color w:val="6B7280"/>
+          <w:sz w:val="21"/>
+        </w:rPr>
+        <w:t xml:space="preserve">· </w:t>
+      </w:r>
+      <w:r>
+        <w:rPr w:rFonts="맑은 고딕">
+          <w:rFonts w:ascii="맑은 고딕" w:hAnsi="맑은 고딕" w:eastAsia="맑은 고딕"/>
+          <w:b/>
+          <w:color w:val="1F2937"/>
+          <w:sz w:val="21"/>
+        </w:rPr>
+        <w:t xml:space="preserve">각종 수상경력: </w:t>
+      </w:r>
+      <w:r>
+        <w:rPr w:rFonts="맑은 고딕">
+          <w:rFonts w:ascii="맑은 고딕" w:hAnsi="맑은 고딕" w:eastAsia="맑은 고딕"/>
+          <w:b w:val="0"/>
+          <w:sz w:val="21"/>
+        </w:rPr>
+        <w:t>1984년 영국 및 유럽 댄스 뮤직 협회와 유로비트 매거진 등으로부터 '최우수 여성 보컬리스트'로 공인받았으며, 팝 역사상 가장 성공적인 프로듀서로 꼽히는 스톡 에이트켄 워터맨(SAW)에게 첫 상업적 영예를 안겨준 기념비적 음반으로 평가받고 있습니다.</w:t>
+      </w:r>
+    </w:p>
+    <w:p>
+      <w:pPr>
+        <w:spacing w:line="324" w:lineRule="auto" w:before="200" w:after="80"/>
+      </w:pPr>
+      <w:r>
+        <w:rPr w:rFonts="맑은 고딕">
+          <w:rFonts w:ascii="맑은 고딕" w:hAnsi="맑은 고딕" w:eastAsia="맑은 고딕"/>
+          <w:b/>
+          <w:color w:val="1E3A8A"/>
+          <w:sz w:val="24"/>
+        </w:rPr>
+        <w:t>2. 아티스트 정보</w:t>
+      </w:r>
+    </w:p>
+    <w:p>
+      <w:pPr>
+        <w:spacing w:line="324" w:lineRule="auto" w:after="80"/>
+      </w:pPr>
+      <w:r>
+        <w:rPr w:rFonts="맑은 고딕">
+          <w:rFonts w:ascii="맑은 고딕" w:hAnsi="맑은 고딕" w:eastAsia="맑은 고딕"/>
+          <w:b w:val="0"/>
+          <w:color w:val="6B7280"/>
+          <w:sz w:val="21"/>
+        </w:rPr>
+        <w:t xml:space="preserve">· </w:t>
+      </w:r>
+      <w:r>
+        <w:rPr w:rFonts="맑은 고딕">
+          <w:rFonts w:ascii="맑은 고딕" w:hAnsi="맑은 고딕" w:eastAsia="맑은 고딕"/>
+          <w:b/>
+          <w:color w:val="1F2937"/>
+          <w:sz w:val="21"/>
+        </w:rPr>
+        <w:t xml:space="preserve">국적: </w:t>
+      </w:r>
+      <w:r>
+        <w:rPr w:rFonts="맑은 고딕">
+          <w:rFonts w:ascii="맑은 고딕" w:hAnsi="맑은 고딕" w:eastAsia="맑은 고딕"/>
+          <w:b w:val="0"/>
+          <w:sz w:val="21"/>
+        </w:rPr>
+        <w:t>영국 (United Kingdom)</w:t>
+      </w:r>
+    </w:p>
+    <w:p>
+      <w:pPr>
+        <w:spacing w:line="324" w:lineRule="auto" w:after="80"/>
+      </w:pPr>
+      <w:r>
+        <w:rPr w:rFonts="맑은 고딕">
+          <w:rFonts w:ascii="맑은 고딕" w:hAnsi="맑은 고딕" w:eastAsia="맑은 고딕"/>
+          <w:b w:val="0"/>
+          <w:color w:val="6B7280"/>
+          <w:sz w:val="21"/>
+        </w:rPr>
+        <w:t xml:space="preserve">· </w:t>
+      </w:r>
+      <w:r>
+        <w:rPr w:rFonts="맑은 고딕">
+          <w:rFonts w:ascii="맑은 고딕" w:hAnsi="맑은 고딕" w:eastAsia="맑은 고딕"/>
+          <w:b/>
+          <w:color w:val="1F2937"/>
+          <w:sz w:val="21"/>
+        </w:rPr>
+        <w:t xml:space="preserve">생몰년도: </w:t>
+      </w:r>
+      <w:r>
+        <w:rPr w:rFonts="맑은 고딕">
+          <w:rFonts w:ascii="맑은 고딕" w:hAnsi="맑은 고딕" w:eastAsia="맑은 고딕"/>
+          <w:b w:val="0"/>
+          <w:sz w:val="21"/>
+        </w:rPr>
+        <w:t>1952년 10월 27일 ~ 현재</w:t>
+      </w:r>
+    </w:p>
+    <w:p>
+      <w:pPr>
+        <w:spacing w:line="324" w:lineRule="auto" w:after="80"/>
+      </w:pPr>
+      <w:r>
+        <w:rPr w:rFonts="맑은 고딕">
+          <w:rFonts w:ascii="맑은 고딕" w:hAnsi="맑은 고딕" w:eastAsia="맑은 고딕"/>
+          <w:b w:val="0"/>
+          <w:color w:val="6B7280"/>
+          <w:sz w:val="21"/>
+        </w:rPr>
+        <w:t xml:space="preserve">· </w:t>
+      </w:r>
+      <w:r>
+        <w:rPr w:rFonts="맑은 고딕">
+          <w:rFonts w:ascii="맑은 고딕" w:hAnsi="맑은 고딕" w:eastAsia="맑은 고딕"/>
+          <w:b/>
+          <w:color w:val="1F2937"/>
+          <w:sz w:val="21"/>
+        </w:rPr>
+        <w:t xml:space="preserve">그룹 소속: </w:t>
+      </w:r>
+      <w:r>
+        <w:rPr w:rFonts="맑은 고딕">
+          <w:rFonts w:ascii="맑은 고딕" w:hAnsi="맑은 고딕" w:eastAsia="맑은 고딕"/>
+          <w:b w:val="0"/>
+          <w:sz w:val="21"/>
+        </w:rPr>
+        <w:t>솔로 (Solo)</w:t>
+      </w:r>
+    </w:p>
+    <w:p>
+      <w:pPr>
+        <w:spacing w:line="324" w:lineRule="auto" w:after="80"/>
+      </w:pPr>
+      <w:r>
+        <w:rPr w:rFonts="맑은 고딕">
+          <w:rFonts w:ascii="맑은 고딕" w:hAnsi="맑은 고딕" w:eastAsia="맑은 고딕"/>
+          <w:b w:val="0"/>
+          <w:color w:val="6B7280"/>
+          <w:sz w:val="21"/>
+        </w:rPr>
+        <w:t xml:space="preserve">· </w:t>
+      </w:r>
+      <w:r>
+        <w:rPr w:rFonts="맑은 고딕">
+          <w:rFonts w:ascii="맑은 고딕" w:hAnsi="맑은 고딕" w:eastAsia="맑은 고딕"/>
+          <w:b/>
+          <w:color w:val="1F2937"/>
+          <w:sz w:val="21"/>
+        </w:rPr>
+        <w:t xml:space="preserve">아티스트 소개: </w:t>
+      </w:r>
+      <w:r>
+        <w:rPr w:rFonts="맑은 고딕">
+          <w:rFonts w:ascii="맑은 고딕" w:hAnsi="맑은 고딕" w:eastAsia="맑은 고딕"/>
+          <w:b w:val="0"/>
+          <w:sz w:val="21"/>
+        </w:rPr>
+        <w:t>하젤 딘은 풍부한 성량과 드라마틱한 표현력을 바탕으로 1980년대 댄스-팝 신을 호령하며 '하이-에너지의 여왕(Queen of Hi-NRG)'이라는 명예로운 칭호를 얻은 보컬리스트입니다. 화려한 전자 비트 속에서도 결코 가볍지 않은 정통 소울의 깊이를 녹여내며 유로 댄스 팝의 음악적 품격을 한 단계 격상시켰다는 평을 받습니다.</w:t>
+      </w:r>
+    </w:p>
+    <w:p>
+      <w:pPr>
+        <w:spacing w:line="324" w:lineRule="auto" w:before="200" w:after="80"/>
+      </w:pPr>
+      <w:r>
+        <w:rPr w:rFonts="맑은 고딕">
+          <w:rFonts w:ascii="맑은 고딕" w:hAnsi="맑은 고딕" w:eastAsia="맑은 고딕"/>
+          <w:b/>
+          <w:color w:val="1E3A8A"/>
+          <w:sz w:val="24"/>
+        </w:rPr>
+        <w:t>3. 음반 상세 분석</w:t>
+      </w:r>
+    </w:p>
+    <w:p>
+      <w:pPr>
+        <w:spacing w:line="324" w:lineRule="auto" w:after="80"/>
+      </w:pPr>
+      <w:r>
+        <w:rPr w:rFonts="맑은 고딕">
+          <w:rFonts w:ascii="맑은 고딕" w:hAnsi="맑은 고딕" w:eastAsia="맑은 고딕"/>
+          <w:b w:val="0"/>
+          <w:color w:val="6B7280"/>
+          <w:sz w:val="21"/>
+        </w:rPr>
+        <w:t xml:space="preserve">· </w:t>
+      </w:r>
+      <w:r>
+        <w:rPr w:rFonts="맑은 고딕">
+          <w:rFonts w:ascii="맑은 고딕" w:hAnsi="맑은 고딕" w:eastAsia="맑은 고딕"/>
+          <w:b/>
+          <w:color w:val="1F2937"/>
+          <w:sz w:val="21"/>
+        </w:rPr>
+        <w:t xml:space="preserve">역사적 위치: </w:t>
+      </w:r>
+      <w:r>
+        <w:rPr w:rFonts="맑은 고딕">
+          <w:rFonts w:ascii="맑은 고딕" w:hAnsi="맑은 고딕" w:eastAsia="맑은 고딕"/>
+          <w:b w:val="0"/>
+          <w:sz w:val="21"/>
+        </w:rPr>
+        <w:t>본 앨범은 1980년대 후반을 지배하게 될 '스톡 에이트켄 워터맨' 팝 제국의 시발점이자, 일렉트로닉 팝과 전통적 보컬 멜로디의 완벽한 결합을 제시한 앨범입니다. 신시사이저 중심의 경쾌함 속에 탄탄한 화성과 클래시컬한 기승전결 구조를 담아내어, 댄스 음악 역시 정교한 완성도를 지닌 명반으로 남을 수 있음을 웅변합니다.</w:t>
+      </w:r>
+    </w:p>
+    <w:p>
+      <w:pPr>
+        <w:spacing w:line="324" w:lineRule="auto" w:after="80"/>
+      </w:pPr>
+      <w:r>
+        <w:rPr w:rFonts="맑은 고딕">
+          <w:rFonts w:ascii="맑은 고딕" w:hAnsi="맑은 고딕" w:eastAsia="맑은 고딕"/>
+          <w:b w:val="0"/>
+          <w:color w:val="6B7280"/>
+          <w:sz w:val="21"/>
+        </w:rPr>
+        <w:t xml:space="preserve">· </w:t>
+      </w:r>
+      <w:r>
+        <w:rPr w:rFonts="맑은 고딕">
+          <w:rFonts w:ascii="맑은 고딕" w:hAnsi="맑은 고딕" w:eastAsia="맑은 고딕"/>
+          <w:b/>
+          <w:color w:val="1F2937"/>
+          <w:sz w:val="21"/>
+        </w:rPr>
+        <w:t xml:space="preserve">시대의 흔적(스토리텔링): </w:t>
+      </w:r>
+      <w:r>
+        <w:rPr w:rFonts="맑은 고딕">
+          <w:rFonts w:ascii="맑은 고딕" w:hAnsi="맑은 고딕" w:eastAsia="맑은 고딕"/>
+          <w:b w:val="0"/>
+          <w:sz w:val="21"/>
+        </w:rPr>
+        <w:t>1980년대 중반, 화려한 네온사인 아래에서 자유와 진정한 사랑을 갈망하던 청춘들의 고독과 낭만이 앨범 전반에 짙게 배어 있습니다. 기술적 낙관주의가 태동하던 당시의 역동적인 문화적 공기와 아날로그 신시사이저의 거친 숨결은 아련한 시대의 노스탤지어를 고스란히 환기합니다.</w:t>
+      </w:r>
+    </w:p>
+    <w:p>
+      <w:pPr>
+        <w:spacing w:line="324" w:lineRule="auto" w:before="200" w:after="80"/>
+      </w:pPr>
+      <w:r>
+        <w:rPr w:rFonts="맑은 고딕">
+          <w:rFonts w:ascii="맑은 고딕" w:hAnsi="맑은 고딕" w:eastAsia="맑은 고딕"/>
+          <w:b/>
+          <w:color w:val="1E3A8A"/>
+          <w:sz w:val="24"/>
+        </w:rPr>
+        <w:t>4. 주요 수록곡 및 감상 제언</w:t>
+      </w:r>
+    </w:p>
+    <w:p>
+      <w:pPr>
+        <w:spacing w:line="324" w:lineRule="auto" w:after="80"/>
+      </w:pPr>
+      <w:r>
+        <w:rPr w:rFonts="맑은 고딕">
+          <w:rFonts w:ascii="맑은 고딕" w:hAnsi="맑은 고딕" w:eastAsia="맑은 고딕"/>
+          <w:b w:val="0"/>
+          <w:color w:val="6B7280"/>
+          <w:sz w:val="21"/>
+        </w:rPr>
+        <w:t xml:space="preserve">· </w:t>
+      </w:r>
+      <w:r>
+        <w:rPr w:rFonts="맑은 고딕">
+          <w:rFonts w:ascii="맑은 고딕" w:hAnsi="맑은 고딕" w:eastAsia="맑은 고딕"/>
+          <w:b/>
+          <w:color w:val="1F2937"/>
+          <w:sz w:val="21"/>
+        </w:rPr>
+        <w:t xml:space="preserve">주요 수록곡 특징: </w:t>
+      </w:r>
+      <w:r>
+        <w:rPr w:rFonts="맑은 고딕">
+          <w:rFonts w:ascii="맑은 고딕" w:hAnsi="맑은 고딕" w:eastAsia="맑은 고딕"/>
+          <w:b w:val="0"/>
+          <w:sz w:val="21"/>
+        </w:rPr>
+        <w:t>강렬한 베이스라인과 절박하면서도 매혹적인 보컬이 압도적인 서사를 구축하는 "Searchin' (I Gotta Find a Man)", SAW 팀의 찬란한 멜로디 감각과 세련된 편곡이 돋보이는 팝의 결정체 "Whatever I Do (Wherever I Go)", 그리고 낭만적인 서정미로 앨범의 무게중심을 잡아주는 타이틀곡 "Heart First" 등이 빼어난 감동을 전합니다.</w:t>
+      </w:r>
+    </w:p>
+    <w:p>
+      <w:pPr>
+        <w:spacing w:line="324" w:lineRule="auto" w:after="80"/>
+      </w:pPr>
+      <w:r>
+        <w:rPr w:rFonts="맑은 고딕">
+          <w:rFonts w:ascii="맑은 고딕" w:hAnsi="맑은 고딕" w:eastAsia="맑은 고딕"/>
+          <w:b w:val="0"/>
+          <w:color w:val="6B7280"/>
+          <w:sz w:val="21"/>
+        </w:rPr>
+        <w:t xml:space="preserve">· </w:t>
+      </w:r>
+      <w:r>
+        <w:rPr w:rFonts="맑은 고딕">
+          <w:rFonts w:ascii="맑은 고딕" w:hAnsi="맑은 고딕" w:eastAsia="맑은 고딕"/>
+          <w:b/>
+          <w:color w:val="1F2937"/>
+          <w:sz w:val="21"/>
+        </w:rPr>
+        <w:t xml:space="preserve">빈티지 감상 제언: </w:t>
+      </w:r>
+      <w:r>
+        <w:rPr w:rFonts="맑은 고딕">
+          <w:rFonts w:ascii="맑은 고딕" w:hAnsi="맑은 고딕" w:eastAsia="맑은 고딕"/>
+          <w:b w:val="0"/>
+          <w:sz w:val="21"/>
+        </w:rPr>
+        <w:t>턴테이블의 바늘이 LP 소리골을 탈 때 피어오르는 아날로그 신시사이저의 따뜻한 입자감에 귀를 기울여 보시길 권합니다. 특히 진공관 앰프를 매칭하면 날카로울 수 있는 전자 비트가 한층 풍성하고 둥글게 다듬어지며, 하젤 딘의 호소력 짙은 중저음 보컬이 청음 공간 전체를 온기 가득한 무대로 채워내는 경이로운 음향적 쾌감을 맛볼 수 있습니다.</w:t>
+      </w:r>
+    </w:p>
+    <w:p>
+      <w:pPr>
+        <w:spacing w:line="324" w:lineRule="auto" w:after="80"/>
+      </w:pPr>
+      <w:r>
+        <w:rPr w:rFonts="맑은 고딕">
+          <w:rFonts w:ascii="맑은 고딕" w:hAnsi="맑은 고딕" w:eastAsia="맑은 고딕"/>
+          <w:b w:val="0"/>
+          <w:color w:val="6B7280"/>
+          <w:sz w:val="21"/>
+        </w:rPr>
+        <w:t xml:space="preserve">· </w:t>
+      </w:r>
+      <w:r>
+        <w:rPr w:rFonts="맑은 고딕">
+          <w:rFonts w:ascii="맑은 고딕" w:hAnsi="맑은 고딕" w:eastAsia="맑은 고딕"/>
+          <w:b/>
+          <w:color w:val="1F2937"/>
+          <w:sz w:val="21"/>
+        </w:rPr>
+        <w:t xml:space="preserve">소장 가치: </w:t>
+      </w:r>
+      <w:r>
+        <w:rPr w:rFonts="맑은 고딕">
+          <w:rFonts w:ascii="맑은 고딕" w:hAnsi="맑은 고딕" w:eastAsia="맑은 고딕"/>
+          <w:b w:val="0"/>
+          <w:sz w:val="21"/>
+        </w:rPr>
+        <w:t>80년대 팝 음악사의 패러다임을 바꾼 중요한 분기점이자, 오리지널 아날로그 마스터가 지닌 생생한 다이내믹스를 온전히 체감할 수 있는 바이닐입니다. 유로 팝과 하이-에너지의 황금기를 가장 품격 있게 증언하는 음반으로서 LP 컬렉터에게 대체 불가능한 소장 가치를 지닙니다.</w:t>
+      </w:r>
+    </w:p>
+    <w:p>
+      <w:pPr>
+        <w:spacing w:line="324" w:lineRule="auto" w:after="120" w:before="160"/>
+      </w:pPr>
+      <w:r>
+        <w:rPr w:rFonts="맑은 고딕">
+          <w:rFonts w:ascii="맑은 고딕" w:hAnsi="맑은 고딕" w:eastAsia="맑은 고딕"/>
+          <w:b/>
+          <w:color w:val="4338CA"/>
+          <w:sz w:val="21"/>
+        </w:rPr>
+        <w:t>이 음반을 통해 찬란했던 1980년대의 열정과 낭만이 LP의 따스한 숨결을 타고 전해주는 감동을 다시 한번 경험해 보시는 것은 어떨까요?</w:t>
       </w:r>
     </w:p>
     <w:sectPr>
       <w:pgSz w:w="12240" w:h="15840"/>
-      <w:pgMar w:top="1440" w:right="1440" w:bottom="1440" w:left="1440" w:header="720" w:footer="720" w:gutter="0"/>
+      <w:pgMar w:top="1152" w:right="1296" w:bottom="1152" w:left="1296" w:header="720" w:footer="720" w:gutter="0"/>
       <w:cols w:space="720"/>
       <w:docGrid w:linePitch="360"/>
     </w:sectPr>

--- a/word_reports/LP_0166_위치_448_Hazell Dean_Heart First.docx
+++ b/word_reports/LP_0166_위치_448_Hazell Dean_Heart First.docx
@@ -32,7 +32,7 @@
     </w:p>
     <w:p>
       <w:pPr>
-        <w:spacing w:line="324" w:lineRule="auto" w:before="80" w:after="160"/>
+        <w:spacing w:line="324" w:lineRule="auto" w:before="80" w:after="120"/>
       </w:pPr>
       <w:r>
         <w:rPr w:rFonts="맑은 고딕">
@@ -42,13 +42,6 @@
           <w:sz w:val="22"/>
         </w:rPr>
         <w:t xml:space="preserve">[음반 소개] </w:t>
-      </w:r>
-      <w:r>
-        <w:rPr w:rFonts="맑은 고딕">
-          <w:rFonts w:ascii="맑은 고딕" w:hAnsi="맑은 고딕" w:eastAsia="맑은 고딕"/>
-          <w:b w:val="0"/>
-          <w:sz w:val="21"/>
-        </w:rPr>
       </w:r>
     </w:p>
     <w:p>
@@ -61,7 +54,46 @@
           <w:b w:val="0"/>
           <w:sz w:val="21"/>
         </w:rPr>
-        <w:t>1980년대 초반, 밤의 정열과 낭만이 교차하던 유럽의 댄스 플로어를 사로잡은 하젤 딘의 《Heart First》는 하이-에너지(Hi-NRG) 사운드의 정수를 오롯이 담아낸 기념비적 역작입니다. 전설적인 프로듀싱 팀 스톡 에이트켄 워터맨(SAW)과의 운명적인 조우가 빚어낸 이 음반은 찬란하게 부서지는 신시사이저 선율 위에 하젤 딘 특유의 폭발적이면서도 소울풀한 가창력이 완벽한 조화를 이룹니다. 질주하는 비트 너머로 깃든 80년대 청춘들의 순수한 열정과 아날로그 사운드의 온기는 시대를 초월하여 오늘날의 클래식·팝 애호가들에게도 깊은 음악적 환희를 선사합니다.</w:t>
+        <w:t>1980년대 초반, 전 세계 대중음악계는 신시사이저의 찬란한 전자음과 질주하는 비트가 주도하는 거대한 변혁의 중심에 서 있었습니다. 당시 언더그라운드 클럽의 은밀한 해방구에서 꿈틀거리던 '하이에너지(Hi-NRG)' 사운드는 마침내 주류 팝 무대로 뛰쳐나올 준비를 마쳤고, 그 격정적인 분기점의 최전선에 바로 하젤 딘(Hazell Dean)의 데뷔 앨범 [Heart First]가 자리하고 있었습니다. 1984년 세상에 울려 퍼진 이 음반은 차가운 기계적 신스 리듬 위에 인간의 가장 뜨거운 심장 박동과 영혼 어린 가창을 얹어내며, 댄스 팝이 도달할 수 있는 가장 우아하고 극적인 순간을 포착해 냈습니다.</w:t>
+      </w:r>
+    </w:p>
+    <w:p>
+      <w:pPr>
+        <w:spacing w:line="324" w:lineRule="auto" w:after="120"/>
+      </w:pPr>
+      <w:r>
+        <w:rPr w:rFonts="맑은 고딕">
+          <w:rFonts w:ascii="맑은 고딕" w:hAnsi="맑은 고딕" w:eastAsia="맑은 고딕"/>
+          <w:b w:val="0"/>
+          <w:sz w:val="21"/>
+        </w:rPr>
+        <w:t>이 음반은 팝 음악사적으로도 결코 지워질 수 없는 거대한 이정표입니다. 훗날 카일리 미노그, 릭 애슬리 등을 발굴하며 1980년대 후반 글로벌 팝 제국을 건설하게 되는 전설적인 프로듀싱 트리오 '스톡 에이트켄 워터맨(Stock Aitken Waterman, SAW)'의 태동을 알린 역사적 모태이자, 하이에너지를 주류 차트의 왕좌로 등극시킨 결정적 계기였습니다. 하젤 딘과 프로듀서진은 기계화된 비트 속에 매몰되기 쉬운 전자음악의 한계를 뛰어넘어, 클래식 소울의 드라마틱한 기승전결과 폭발적인 성량을 불어넣어 대중성과 예술성을 완벽하게 양립시켰습니다.</w:t>
+      </w:r>
+    </w:p>
+    <w:p>
+      <w:pPr>
+        <w:spacing w:line="324" w:lineRule="auto" w:after="120"/>
+      </w:pPr>
+      <w:r>
+        <w:rPr w:rFonts="맑은 고딕">
+          <w:rFonts w:ascii="맑은 고딕" w:hAnsi="맑은 고딕" w:eastAsia="맑은 고딕"/>
+          <w:b w:val="0"/>
+          <w:sz w:val="21"/>
+        </w:rPr>
+        <w:t>하젤 딘이 이 음반을 통해 전하고자 했던 철학은 앨범 타이틀이 웅변하듯 '계산된 이성보다 심장의 고동을 먼저 따르는(Heart First) 순수한 열정과 진실성'이었습니다. 그녀의 목소리는 단순한 유흥의 배경음악이 아니라, 사랑과 상실, 갈망과 자아 회복의 서사를 격정적인 멜로드라마처럼 풀어냅니다. 질주하는 신스 베이스라인 위로 거침없이 뻗어 나가는 그녀의 보컬은 불안과 방황의 시대를 지나던 청춘들에게 전율 어린 해방감과 벅찬 위로를 건넸습니다.</w:t>
+      </w:r>
+    </w:p>
+    <w:p>
+      <w:pPr>
+        <w:spacing w:line="324" w:lineRule="auto" w:after="120"/>
+      </w:pPr>
+      <w:r>
+        <w:rPr w:rFonts="맑은 고딕">
+          <w:rFonts w:ascii="맑은 고딕" w:hAnsi="맑은 고딕" w:eastAsia="맑은 고딕"/>
+          <w:b w:val="0"/>
+          <w:sz w:val="21"/>
+        </w:rPr>
+        <w:t>세월이 흘러 디지털 스트리밍의 정제된 파형이 익숙해진 오늘날에도, [Heart First]의 바이닐이 턴테이블 위에서 선사하는 공명은 여전히 찬란합니다. 40여 년의 세월을 건너뛰어 회전하는 그루브 속에는 1980년대 런던 밤거리의 낭만과 역동성, 그리고 시대를 초월한 멜로디의 숭고한 아름다움이 여전히 생생한 숨결로 살아 숨 쉬고 있습니다.</w:t>
       </w:r>
     </w:p>
     <w:p>
@@ -168,7 +200,7 @@
           <w:b w:val="0"/>
           <w:sz w:val="21"/>
         </w:rPr>
-        <w:t>1984년 영국 프로토 레코드(Proto Records)를 통해 발매된 음반으로, 언더그라운드 클럽 신의 하이-에너지(Hi-NRG) 사운드를 영국 메인스트림 팝 차트의 최정상으로 끌어올린 역사적 상징성을 지닌 정규 앨범입니다.</w:t>
+        <w:t>1984년 영국 Proto Records와 Bellaphon 등을 통해 공식 발매되었으며, 클럽 댄스 플로어의 하이에너지(Hi-NRG) 사운드를 주류 팝 시장의 정점으로 이끌어 올린 80년대 신스 팝의 기념비적 명반입니다.</w:t>
       </w:r>
     </w:p>
     <w:p>
@@ -199,7 +231,7 @@
           <w:b w:val="0"/>
           <w:sz w:val="21"/>
         </w:rPr>
-        <w:t>발매 직후 영국 앨범 차트 상위권에 안착하며 유럽 전역에서 뜨거운 사랑을 받았습니다. 특히 수록곡 "Searchin' (I Gotta Find a Man)"(영국 싱글 차트 6위)과 "Whatever I Do (Wherever I Go)"(차트 4위)가 연이어 대히트를 기록하며 상업적으로 눈부신 성공을 거두었습니다.</w:t>
+        <w:t>수록곡 "Searchin' (I Gotta Find a Man)"(영국 차트 6위)과 "Whatever I Do (Wherever I Go)"(영국 차트 4위)가 연이어 메가 히트를 기록하였으며, 앨범 역시 영국 앨범 차트 상위권 및 유럽 전역과 미국 댄스 차트를 석권하며 골드 레코드 이상의 상업적 성공을 거두었습니다.</w:t>
       </w:r>
     </w:p>
     <w:p>
@@ -230,7 +262,7 @@
           <w:b w:val="0"/>
           <w:sz w:val="21"/>
         </w:rPr>
-        <w:t>1984년 영국 및 유럽 댄스 뮤직 협회와 유로비트 매거진 등으로부터 '최우수 여성 보컬리스트'로 공인받았으며, 팝 역사상 가장 성공적인 프로듀서로 꼽히는 스톡 에이트켄 워터맨(SAW)에게 첫 상업적 영예를 안겨준 기념비적 음반으로 평가받고 있습니다.</w:t>
+        <w:t>1984년 영국 및 유럽 클럽 DJ 협회 최우수 레코딩 아티스트 선정, '하이 에너지의 여왕(Queen of Hi-NRG)'이라는 명예로운 칭호 획득 및 80년대 팝을 지배한 프로듀서 연합 SAW(Stock Aitken Waterman)의 최초 상업적 성공 사례로 음악사에 기록되었습니다.</w:t>
       </w:r>
     </w:p>
     <w:p>
@@ -368,7 +400,7 @@
           <w:b w:val="0"/>
           <w:sz w:val="21"/>
         </w:rPr>
-        <w:t>하젤 딘은 풍부한 성량과 드라마틱한 표현력을 바탕으로 1980년대 댄스-팝 신을 호령하며 '하이-에너지의 여왕(Queen of Hi-NRG)'이라는 명예로운 칭호를 얻은 보컬리스트입니다. 화려한 전자 비트 속에서도 결코 가볍지 않은 정통 소울의 깊이를 녹여내며 유로 댄스 팝의 음악적 품격을 한 단계 격상시켰다는 평을 받습니다.</w:t>
+        <w:t>압도적인 성량과 풍부한 드라마틱 가창력을 지닌 영국의 전설적인 디바로, 1980년대 클럽 언더그라운드 사운드를 품격 있는 대중적 팝 아트로 견인한 선구자입니다. 소울풀한 감성과 격정적인 에너지를 결합하여 댄스 음악계의 보컬 수준을 한 단계 끌어올린 불멸의 아티스트로 평가받습니다.</w:t>
       </w:r>
     </w:p>
     <w:p>
@@ -413,7 +445,7 @@
           <w:b w:val="0"/>
           <w:sz w:val="21"/>
         </w:rPr>
-        <w:t>본 앨범은 1980년대 후반을 지배하게 될 '스톡 에이트켄 워터맨' 팝 제국의 시발점이자, 일렉트로닉 팝과 전통적 보컬 멜로디의 완벽한 결합을 제시한 앨범입니다. 신시사이저 중심의 경쾌함 속에 탄탄한 화성과 클래시컬한 기승전결 구조를 담아내어, 댄스 음악 역시 정교한 완성도를 지닌 명반으로 남을 수 있음을 웅변합니다.</w:t>
+        <w:t>유로 디스코의 황혼기 이후 태동한 일렉트로닉 댄스 팝과 하이에너지 장르가 브리티시 인베이전의 새로운 형태로 정립되는 결정적 가교 역할을 한 음반입니다. 특히 현대 댄스 팝 사운드의 원형이라 할 수 있는 정교한 시퀀싱과 파워풀한 여성 디바 보컬의 전형적인 미학을 완성한 걸작입니다.</w:t>
       </w:r>
     </w:p>
     <w:p>
@@ -444,7 +476,7 @@
           <w:b w:val="0"/>
           <w:sz w:val="21"/>
         </w:rPr>
-        <w:t>1980년대 중반, 화려한 네온사인 아래에서 자유와 진정한 사랑을 갈망하던 청춘들의 고독과 낭만이 앨범 전반에 짙게 배어 있습니다. 기술적 낙관주의가 태동하던 당시의 역동적인 문화적 공기와 아날로그 신시사이저의 거친 숨결은 아련한 시대의 노스탤지어를 고스란히 환기합니다.</w:t>
+        <w:t>1980년대 중반, 경제적 격변과 차가운 네온사인 아래 방황하던 젊은 세대에게 클럽은 유일한 정서적 도피처이자 영혼의 분출구였습니다. 이 앨범은 당시 청춘들이 공유했던 고독, 밤을 지새우며 갈구하던 진정한 사랑과 해방의 공기를 아날로그 신시사이저의 찬연한 질감으로 완벽히 박제해 냈습니다.</w:t>
       </w:r>
     </w:p>
     <w:p>
@@ -489,7 +521,99 @@
           <w:b w:val="0"/>
           <w:sz w:val="21"/>
         </w:rPr>
-        <w:t>강렬한 베이스라인과 절박하면서도 매혹적인 보컬이 압도적인 서사를 구축하는 "Searchin' (I Gotta Find a Man)", SAW 팀의 찬란한 멜로디 감각과 세련된 편곡이 돋보이는 팝의 결정체 "Whatever I Do (Wherever I Go)", 그리고 낭만적인 서정미로 앨범의 무게중심을 잡아주는 타이틀곡 "Heart First" 등이 빼어난 감동을 전합니다.</w:t>
+      </w:r>
+    </w:p>
+    <w:p>
+      <w:pPr>
+        <w:spacing w:line="324" w:lineRule="auto" w:after="80"/>
+      </w:pPr>
+      <w:r>
+        <w:rPr w:rFonts="맑은 고딕">
+          <w:rFonts w:ascii="맑은 고딕" w:hAnsi="맑은 고딕" w:eastAsia="맑은 고딕"/>
+          <w:b w:val="0"/>
+          <w:color w:val="6B7280"/>
+          <w:sz w:val="21"/>
+        </w:rPr>
+        <w:t xml:space="preserve">· </w:t>
+      </w:r>
+      <w:r>
+        <w:rPr w:rFonts="맑은 고딕">
+          <w:rFonts w:ascii="맑은 고딕" w:hAnsi="맑은 고딕" w:eastAsia="맑은 고딕"/>
+          <w:b/>
+          <w:color w:val="1F2937"/>
+          <w:sz w:val="21"/>
+        </w:rPr>
+        <w:t xml:space="preserve">"Searchin' (I Gotta Find a Man)": </w:t>
+      </w:r>
+      <w:r>
+        <w:rPr w:rFonts="맑은 고딕">
+          <w:rFonts w:ascii="맑은 고딕" w:hAnsi="맑은 고딕" w:eastAsia="맑은 고딕"/>
+          <w:b w:val="0"/>
+          <w:sz w:val="21"/>
+        </w:rPr>
+        <w:t>묵직하게 심장을 울리는 신스 베이스 리프와 하젤 딘의 폭발적인 절규가 압권인 하이에너지의 영원한 송가(Anthem)입니다.</w:t>
+      </w:r>
+    </w:p>
+    <w:p>
+      <w:pPr>
+        <w:spacing w:line="324" w:lineRule="auto" w:after="80"/>
+      </w:pPr>
+      <w:r>
+        <w:rPr w:rFonts="맑은 고딕">
+          <w:rFonts w:ascii="맑은 고딕" w:hAnsi="맑은 고딕" w:eastAsia="맑은 고딕"/>
+          <w:b w:val="0"/>
+          <w:color w:val="6B7280"/>
+          <w:sz w:val="21"/>
+        </w:rPr>
+        <w:t xml:space="preserve">· </w:t>
+      </w:r>
+      <w:r>
+        <w:rPr w:rFonts="맑은 고딕">
+          <w:rFonts w:ascii="맑은 고딕" w:hAnsi="맑은 고딕" w:eastAsia="맑은 고딕"/>
+          <w:b/>
+          <w:color w:val="1F2937"/>
+          <w:sz w:val="21"/>
+        </w:rPr>
+        <w:t xml:space="preserve">"Whatever I Do (Wherever I Go)": </w:t>
+      </w:r>
+      <w:r>
+        <w:rPr w:rFonts="맑은 고딕">
+          <w:rFonts w:ascii="맑은 고딕" w:hAnsi="맑은 고딕" w:eastAsia="맑은 고딕"/>
+          <w:b w:val="0"/>
+          <w:sz w:val="21"/>
+        </w:rPr>
+        <w:t>훗날 팝계를 뒤흔든 SAW 사운드의 원형이 담긴 곡으로, 서정적이면서도 웅장한 코러스와 극적인 멜로디의 전개가 듣는 이를 단숨에 매료시킵니다.</w:t>
+      </w:r>
+    </w:p>
+    <w:p>
+      <w:pPr>
+        <w:spacing w:line="324" w:lineRule="auto" w:after="80"/>
+      </w:pPr>
+      <w:r>
+        <w:rPr w:rFonts="맑은 고딕">
+          <w:rFonts w:ascii="맑은 고딕" w:hAnsi="맑은 고딕" w:eastAsia="맑은 고딕"/>
+          <w:b w:val="0"/>
+          <w:color w:val="6B7280"/>
+          <w:sz w:val="21"/>
+        </w:rPr>
+        <w:t xml:space="preserve">· </w:t>
+      </w:r>
+      <w:r>
+        <w:rPr w:rFonts="맑은 고딕">
+          <w:rFonts w:ascii="맑은 고딕" w:hAnsi="맑은 고딕" w:eastAsia="맑은 고딕"/>
+          <w:b/>
+          <w:color w:val="1F2937"/>
+          <w:sz w:val="21"/>
+        </w:rPr>
+        <w:t xml:space="preserve">"Heart First": </w:t>
+      </w:r>
+      <w:r>
+        <w:rPr w:rFonts="맑은 고딕">
+          <w:rFonts w:ascii="맑은 고딕" w:hAnsi="맑은 고딕" w:eastAsia="맑은 고딕"/>
+          <w:b w:val="0"/>
+          <w:sz w:val="21"/>
+        </w:rPr>
+        <w:t>타이틀곡으로서 앨범 전체의 정서적 무게중심을 잡아주며, 댄서블한 비트 속에서도 짙은 서정성과 애수를 담아낸 숨은 보석 같은 트랙입니다.</w:t>
       </w:r>
     </w:p>
     <w:p>
@@ -520,7 +644,7 @@
           <w:b w:val="0"/>
           <w:sz w:val="21"/>
         </w:rPr>
-        <w:t>턴테이블의 바늘이 LP 소리골을 탈 때 피어오르는 아날로그 신시사이저의 따뜻한 입자감에 귀를 기울여 보시길 권합니다. 특히 진공관 앰프를 매칭하면 날카로울 수 있는 전자 비트가 한층 풍성하고 둥글게 다듬어지며, 하젤 딘의 호소력 짙은 중저음 보컬이 청음 공간 전체를 온기 가득한 무대로 채워내는 경이로운 음향적 쾌감을 맛볼 수 있습니다.</w:t>
+        <w:t>본 음반의 LP는 당시 특유의 선명한 펀치력을 지닌 아날로그 마스터링이 돋보입니다. 턴테이블의 카트리지가 그루브를 긁으며 터져 나오는 신스 베이스의 단단한 타격감과 진공관 앰프를 통과할 때 더욱 윤택해지는 하젤 딘의 중고역대 배음은 디지털 음원에서는 결코 맛볼 수 없는 입체적이고 따스한 공간감을 선사합니다.</w:t>
       </w:r>
     </w:p>
     <w:p>
@@ -551,7 +675,7 @@
           <w:b w:val="0"/>
           <w:sz w:val="21"/>
         </w:rPr>
-        <w:t>80년대 팝 음악사의 패러다임을 바꾼 중요한 분기점이자, 오리지널 아날로그 마스터가 지닌 생생한 다이내믹스를 온전히 체감할 수 있는 바이닐입니다. 유로 팝과 하이-에너지의 황금기를 가장 품격 있게 증언하는 음반으로서 LP 컬렉터에게 대체 불가능한 소장 가치를 지닙니다.</w:t>
+        <w:t>80년대 신스 팝의 정점이자 유로비트/하이에너지 역사의 가장 찬란한 유산이라는 역사적 가치만으로도 아날로그 컬렉터라면 반드시 라이브러리에 갖추어야 할 필청반입니다. 오리지널 프레싱 특유의 다이내믹 레인지와 시대의 낭만이 깃든 아트워크는 시각과 청각 모두를 만족시키는 최고의 소장 가치를 지닙니다.</w:t>
       </w:r>
     </w:p>
     <w:p>
@@ -565,7 +689,7 @@
           <w:color w:val="4338CA"/>
           <w:sz w:val="21"/>
         </w:rPr>
-        <w:t>이 음반을 통해 찬란했던 1980년대의 열정과 낭만이 LP의 따스한 숨결을 타고 전해주는 감동을 다시 한번 경험해 보시는 것은 어떨까요?</w:t>
+        <w:t>이 음반을 통해 심장을 울리는 질주감 뒤편에 서려 있는 80년대 바이닐 사운드의 찬란한 서정과 전해주는 감동을 다시 한번 경험해 보시는 것은 어떨까요?</w:t>
       </w:r>
     </w:p>
     <w:sectPr>
